--- a/pr-preview/pr-163/distributions.docx
+++ b/pr-preview/pr-163/distributions.docx
@@ -15,7 +15,7 @@
         <w:pStyle w:val="Date"/>
       </w:pPr>
       <w:r>
-        <w:t xml:space="preserve">Last modified: 2026-10-15 01:25:47 (PDT)</w:t>
+        <w:t xml:space="preserve">Last modified: 2026-10-15 08:11:10 (PDT)</w:t>
       </w:r>
     </w:p>
     <w:p>
@@ -12789,11 +12789,11 @@
                 </m:rPr>
                 <m:t>−</m:t>
               </m:r>
-              <m:r>
-                <m:t>​</m:t>
-              </m:r>
               <m:sSup>
                 <m:e>
+                  <m:r>
+                    <m:t>​</m:t>
+                  </m:r>
                   <m:d>
                     <m:dPr>
                       <m:begChr m:val="("/>
@@ -12829,6 +12829,9 @@
                       </m:r>
                     </m:e>
                   </m:d>
+                  <m:r>
+                    <m:t>​</m:t>
+                  </m:r>
                 </m:e>
                 <m:sup>
                   <m:r>
@@ -12836,9 +12839,6 @@
                   </m:r>
                 </m:sup>
               </m:sSup>
-              <m:r>
-                <m:t>​</m:t>
-              </m:r>
               <m:r>
                 <m:t>&amp;</m:t>
               </m:r>
@@ -12961,11 +12961,11 @@
                 </m:rPr>
                 <m:t>−</m:t>
               </m:r>
-              <m:r>
-                <m:t>​</m:t>
-              </m:r>
               <m:sSup>
                 <m:e>
+                  <m:r>
+                    <m:t>​</m:t>
+                  </m:r>
                   <m:d>
                     <m:dPr>
                       <m:begChr m:val="("/>
@@ -13001,6 +13001,9 @@
                       </m:r>
                     </m:e>
                   </m:d>
+                  <m:r>
+                    <m:t>​</m:t>
+                  </m:r>
                 </m:e>
                 <m:sup>
                   <m:r>
@@ -13008,9 +13011,6 @@
                   </m:r>
                 </m:sup>
               </m:sSup>
-              <m:r>
-                <m:t>​</m:t>
-              </m:r>
               <m:r>
                 <m:t>&amp;</m:t>
               </m:r>
@@ -36716,7 +36716,7 @@
           <w:b/>
           <w:bCs/>
         </w:rPr>
-        <w:t xml:space="preserve">Definition 9 (Multivariate normal distribution)</w:t>
+        <w:t xml:space="preserve">Definition 9 (Multivariate normal distribution (multivariate Gaussian distribution))</w:t>
       </w:r>
       <w:r>
         <w:t xml:space="preserve"> </w:t>
